--- a/docs/Livrable_Phase4B_Adaptive_ML_Signals.docx
+++ b/docs/Livrable_Phase4B_Adaptive_ML_Signals.docx
@@ -164,6 +164,98 @@
       </w:pPr>
       <w:r>
         <w:t xml:space="preserve">1. Résumé exécutif</w:t>
+      </w:r>
+    </w:p>
+    <w:p>
+      <w:pPr>
+        <w:pStyle w:val="Heading1"/>
+        <w:spacing w:after="120" w:before="240"/>
+      </w:pPr>
+      <w:r>
+        <w:rPr>
+          <w:b/>
+          <w:color w:val="B03000"/>
+          <w:sz w:val="22"/>
+        </w:rPr>
+        <w:t>⚠️ Avertissement — chiffres antérieurs à la correction du 25/07/2026</w:t>
+      </w:r>
+    </w:p>
+    <w:p>
+      <w:pPr>
+        <w:pStyle w:val="Heading1"/>
+        <w:spacing w:after="120" w:before="240"/>
+      </w:pPr>
+      <w:r>
+        <w:rPr>
+          <w:i/>
+          <w:sz w:val="19"/>
+        </w:rPr>
+        <w:t>Deux corrections de données sont intervenues après la rédaction de ce livrable. Tous les ratios de Sharpe qui suivent sont conservés comme le compte rendu honnête de ce que cette phase a mesuré à l'époque — ce ne sont plus les chiffres courants.</w:t>
+      </w:r>
+    </w:p>
+    <w:p>
+      <w:pPr>
+        <w:pStyle w:val="Heading1"/>
+        <w:spacing w:after="120" w:before="240"/>
+      </w:pPr>
+      <w:r>
+        <w:rPr>
+          <w:i/>
+          <w:sz w:val="19"/>
+        </w:rPr>
+        <w:t>1. Biais de dividendes BVC. Le pipeline mélangeait deux définitions du rendement : les ETF arrivaient ajustés des dividendes (yfinance auto_adjust=True, rendement total) tandis que les actions BVC arrivaient en prix seul (BVCscrap feature="Value"), écartant 3,0 à 4,3 %/an de dividendes réels. Le biais ne s'annule pas entre stratégies : equal_weight est contraint de détenir les actifs sous-évalués alors que les optimiseurs peuvent les sous-pondérer — il gonflait donc l'avantage mesuré de tout optimiseur. Corrigé par src/dividends.py, qui applique chaque dividende à sa date de détachement.</w:t>
+      </w:r>
+    </w:p>
+    <w:p>
+      <w:pPr>
+        <w:pStyle w:val="Heading1"/>
+        <w:spacing w:after="120" w:before="240"/>
+      </w:pPr>
+      <w:r>
+        <w:rPr>
+          <w:i/>
+          <w:sz w:val="19"/>
+        </w:rPr>
+        <w:t>2. Fenêtre ETF profonde. L'univers etf_2017 démarre désormais au 18/11/2004 (création de GLD) et non au 01/01/2017 — l'ancienne date était une décision de projet, pas une limite de données. Cela réduit de 38 % la largeur des intervalles de confiance bootstrap et intègre la crise de 2008.</w:t>
+      </w:r>
+    </w:p>
+    <w:p>
+      <w:pPr>
+        <w:pStyle w:val="Heading1"/>
+        <w:spacing w:after="120" w:before="240"/>
+      </w:pPr>
+      <w:r>
+        <w:rPr>
+          <w:i/>
+          <w:sz w:val="19"/>
+        </w:rPr>
+        <w:t>Chiffres courants : haie etf_2017 0,936 → 0.9525 (min_variance_lw) · haie full_2021 0,975 → 1.1644 (max_sharpe) · regime_conditional sur full_2021 1,122 → 1.2363 · gain net +14,3 % → +6.2 %.</w:t>
+      </w:r>
+    </w:p>
+    <w:p>
+      <w:pPr>
+        <w:pStyle w:val="Heading1"/>
+        <w:spacing w:after="120" w:before="240"/>
+      </w:pPr>
+      <w:r>
+        <w:rPr>
+          <w:i/>
+          <w:sz w:val="19"/>
+        </w:rPr>
+        <w:t>Les conclusions subsistent ; les amplitudes ont diminué. Deux affirmations sont en revanche rétractées — voir les mentions [RÉTRACTÉ] et [SUPERSÉDÉ] dans le corps du document.</w:t>
+      </w:r>
+    </w:p>
+    <w:p>
+      <w:pPr>
+        <w:pStyle w:val="Heading1"/>
+        <w:spacing w:after="120" w:before="240"/>
+      </w:pPr>
+      <w:r>
+        <w:rPr>
+          <w:i/>
+          <w:sz w:val="19"/>
+        </w:rPr>
+        <w:t>Analyse complète : docs/DIVIDEND_BIAS.md et docs/ETF_DEEP_HISTORY_EXPERIMENT.md.</w:t>
       </w:r>
     </w:p>
     <w:p>
@@ -4905,6 +4997,14 @@
       </w:r>
       <w:r>
         <w:t xml:space="preserve"> que la Phase 4 avait battue sur ce même univers. F7 affronte donc structurellement une barre plus haute que celle que la Phase 4 avait à franchir.</w:t>
+      </w:r>
+      <w:r>
+        <w:rPr>
+          <w:b/>
+          <w:color w:val="B03000"/>
+          <w:sz w:val="19"/>
+        </w:rPr>
+        <w:t xml:space="preserve">  [RÉTRACTÉ 25/07/2026] La « baseline DeMiguel » n'existe pas une fois les dividendes comptés. L'asymétrie décrite reste vraie (F7 affronte le vainqueur de la Phase 4), mais pas pour cette raison.</w:t>
       </w:r>
     </w:p>
     <w:p>
